--- a/maxsusfan/test_25_11.docx
+++ b/maxsusfan/test_25_11.docx
@@ -9,6 +9,14 @@
           <w:ilvl w:val="0"/>
           <w:numId w:val="1"/>
         </w:numPr>
+        <w:pBdr>
+          <w:top w:val="single" w:sz="4" w:space="1" w:color="auto"/>
+          <w:left w:val="single" w:sz="4" w:space="1" w:color="auto"/>
+          <w:bottom w:val="single" w:sz="4" w:space="1" w:color="auto"/>
+          <w:right w:val="single" w:sz="4" w:space="1" w:color="auto"/>
+          <w:between w:val="single" w:sz="4" w:space="1" w:color="auto"/>
+          <w:bar w:val="single" w:sz="4" w:color="auto"/>
+        </w:pBdr>
         <w:rPr>
           <w:rFonts w:ascii="Arial" w:hAnsi="Arial" w:cs="Arial"/>
           <w:sz w:val="24"/>
@@ -64,6 +72,14 @@
           <w:ilvl w:val="0"/>
           <w:numId w:val="2"/>
         </w:numPr>
+        <w:pBdr>
+          <w:top w:val="single" w:sz="4" w:space="1" w:color="auto"/>
+          <w:left w:val="single" w:sz="4" w:space="1" w:color="auto"/>
+          <w:bottom w:val="single" w:sz="4" w:space="1" w:color="auto"/>
+          <w:right w:val="single" w:sz="4" w:space="1" w:color="auto"/>
+          <w:between w:val="single" w:sz="4" w:space="1" w:color="auto"/>
+          <w:bar w:val="single" w:sz="4" w:color="auto"/>
+        </w:pBdr>
         <w:rPr>
           <w:rFonts w:ascii="Arial" w:hAnsi="Arial" w:cs="Arial"/>
           <w:sz w:val="24"/>
@@ -290,6 +306,14 @@
           <w:ilvl w:val="0"/>
           <w:numId w:val="2"/>
         </w:numPr>
+        <w:pBdr>
+          <w:top w:val="single" w:sz="4" w:space="1" w:color="auto"/>
+          <w:left w:val="single" w:sz="4" w:space="1" w:color="auto"/>
+          <w:bottom w:val="single" w:sz="4" w:space="1" w:color="auto"/>
+          <w:right w:val="single" w:sz="4" w:space="1" w:color="auto"/>
+          <w:between w:val="single" w:sz="4" w:space="1" w:color="auto"/>
+          <w:bar w:val="single" w:sz="4" w:color="auto"/>
+        </w:pBdr>
         <w:rPr>
           <w:rFonts w:ascii="Arial" w:hAnsi="Arial" w:cs="Arial"/>
           <w:sz w:val="24"/>
@@ -376,6 +400,14 @@
           <w:ilvl w:val="0"/>
           <w:numId w:val="2"/>
         </w:numPr>
+        <w:pBdr>
+          <w:top w:val="single" w:sz="4" w:space="1" w:color="auto"/>
+          <w:left w:val="single" w:sz="4" w:space="1" w:color="auto"/>
+          <w:bottom w:val="single" w:sz="4" w:space="1" w:color="auto"/>
+          <w:right w:val="single" w:sz="4" w:space="1" w:color="auto"/>
+          <w:between w:val="single" w:sz="4" w:space="1" w:color="auto"/>
+          <w:bar w:val="single" w:sz="4" w:color="auto"/>
+        </w:pBdr>
         <w:rPr>
           <w:rFonts w:ascii="Arial" w:hAnsi="Arial" w:cs="Arial"/>
           <w:sz w:val="24"/>
@@ -462,6 +494,14 @@
           <w:ilvl w:val="0"/>
           <w:numId w:val="2"/>
         </w:numPr>
+        <w:pBdr>
+          <w:top w:val="single" w:sz="4" w:space="1" w:color="auto"/>
+          <w:left w:val="single" w:sz="4" w:space="1" w:color="auto"/>
+          <w:bottom w:val="single" w:sz="4" w:space="1" w:color="auto"/>
+          <w:right w:val="single" w:sz="4" w:space="1" w:color="auto"/>
+          <w:between w:val="single" w:sz="4" w:space="1" w:color="auto"/>
+          <w:bar w:val="single" w:sz="4" w:color="auto"/>
+        </w:pBdr>
         <w:rPr>
           <w:rFonts w:ascii="Arial" w:hAnsi="Arial" w:cs="Arial"/>
           <w:sz w:val="24"/>
@@ -608,6 +648,14 @@
           <w:ilvl w:val="0"/>
           <w:numId w:val="1"/>
         </w:numPr>
+        <w:pBdr>
+          <w:top w:val="single" w:sz="4" w:space="1" w:color="auto"/>
+          <w:left w:val="single" w:sz="4" w:space="1" w:color="auto"/>
+          <w:bottom w:val="single" w:sz="4" w:space="1" w:color="auto"/>
+          <w:right w:val="single" w:sz="4" w:space="1" w:color="auto"/>
+          <w:between w:val="single" w:sz="4" w:space="1" w:color="auto"/>
+          <w:bar w:val="single" w:sz="4" w:color="auto"/>
+        </w:pBdr>
         <w:rPr>
           <w:rFonts w:ascii="Arial" w:hAnsi="Arial" w:cs="Arial"/>
           <w:sz w:val="24"/>
@@ -723,6 +771,14 @@
           <w:ilvl w:val="0"/>
           <w:numId w:val="3"/>
         </w:numPr>
+        <w:pBdr>
+          <w:top w:val="single" w:sz="4" w:space="1" w:color="auto"/>
+          <w:left w:val="single" w:sz="4" w:space="1" w:color="auto"/>
+          <w:bottom w:val="single" w:sz="4" w:space="1" w:color="auto"/>
+          <w:right w:val="single" w:sz="4" w:space="1" w:color="auto"/>
+          <w:between w:val="single" w:sz="4" w:space="1" w:color="auto"/>
+          <w:bar w:val="single" w:sz="4" w:color="auto"/>
+        </w:pBdr>
         <w:rPr>
           <w:rFonts w:ascii="Arial" w:hAnsi="Arial" w:cs="Arial"/>
           <w:sz w:val="24"/>
@@ -1209,6 +1265,14 @@
           <w:ilvl w:val="0"/>
           <w:numId w:val="3"/>
         </w:numPr>
+        <w:pBdr>
+          <w:top w:val="single" w:sz="4" w:space="1" w:color="auto"/>
+          <w:left w:val="single" w:sz="4" w:space="1" w:color="auto"/>
+          <w:bottom w:val="single" w:sz="4" w:space="1" w:color="auto"/>
+          <w:right w:val="single" w:sz="4" w:space="1" w:color="auto"/>
+          <w:between w:val="single" w:sz="4" w:space="1" w:color="auto"/>
+          <w:bar w:val="single" w:sz="4" w:color="auto"/>
+        </w:pBdr>
         <w:rPr>
           <w:rFonts w:ascii="Arial" w:hAnsi="Arial" w:cs="Arial"/>
           <w:sz w:val="24"/>
@@ -1375,6 +1439,14 @@
           <w:ilvl w:val="0"/>
           <w:numId w:val="3"/>
         </w:numPr>
+        <w:pBdr>
+          <w:top w:val="single" w:sz="4" w:space="1" w:color="auto"/>
+          <w:left w:val="single" w:sz="4" w:space="1" w:color="auto"/>
+          <w:bottom w:val="single" w:sz="4" w:space="1" w:color="auto"/>
+          <w:right w:val="single" w:sz="4" w:space="1" w:color="auto"/>
+          <w:between w:val="single" w:sz="4" w:space="1" w:color="auto"/>
+          <w:bar w:val="single" w:sz="4" w:color="auto"/>
+        </w:pBdr>
         <w:rPr>
           <w:rFonts w:ascii="Arial" w:hAnsi="Arial" w:cs="Arial"/>
           <w:sz w:val="24"/>
@@ -1710,6 +1782,14 @@
           <w:ilvl w:val="0"/>
           <w:numId w:val="3"/>
         </w:numPr>
+        <w:pBdr>
+          <w:top w:val="single" w:sz="4" w:space="1" w:color="auto"/>
+          <w:left w:val="single" w:sz="4" w:space="1" w:color="auto"/>
+          <w:bottom w:val="single" w:sz="4" w:space="1" w:color="auto"/>
+          <w:right w:val="single" w:sz="4" w:space="1" w:color="auto"/>
+          <w:between w:val="single" w:sz="4" w:space="1" w:color="auto"/>
+          <w:bar w:val="single" w:sz="4" w:color="auto"/>
+        </w:pBdr>
         <w:rPr>
           <w:rFonts w:ascii="Arial" w:hAnsi="Arial" w:cs="Arial"/>
           <w:sz w:val="24"/>
@@ -1936,6 +2016,14 @@
           <w:ilvl w:val="0"/>
           <w:numId w:val="1"/>
         </w:numPr>
+        <w:pBdr>
+          <w:top w:val="single" w:sz="4" w:space="1" w:color="auto"/>
+          <w:left w:val="single" w:sz="4" w:space="1" w:color="auto"/>
+          <w:bottom w:val="single" w:sz="4" w:space="1" w:color="auto"/>
+          <w:right w:val="single" w:sz="4" w:space="1" w:color="auto"/>
+          <w:between w:val="single" w:sz="4" w:space="1" w:color="auto"/>
+          <w:bar w:val="single" w:sz="4" w:color="auto"/>
+        </w:pBdr>
         <w:rPr>
           <w:rFonts w:ascii="Arial" w:hAnsi="Arial" w:cs="Arial"/>
           <w:sz w:val="24"/>
@@ -2260,6 +2348,14 @@
           <w:ilvl w:val="0"/>
           <w:numId w:val="4"/>
         </w:numPr>
+        <w:pBdr>
+          <w:top w:val="single" w:sz="4" w:space="1" w:color="auto"/>
+          <w:left w:val="single" w:sz="4" w:space="1" w:color="auto"/>
+          <w:bottom w:val="single" w:sz="4" w:space="1" w:color="auto"/>
+          <w:right w:val="single" w:sz="4" w:space="1" w:color="auto"/>
+          <w:between w:val="single" w:sz="4" w:space="1" w:color="auto"/>
+          <w:bar w:val="single" w:sz="4" w:color="auto"/>
+        </w:pBdr>
         <w:rPr>
           <w:rFonts w:ascii="Arial" w:hAnsi="Arial" w:cs="Arial"/>
           <w:sz w:val="24"/>
@@ -2284,6 +2380,14 @@
           <w:ilvl w:val="0"/>
           <w:numId w:val="4"/>
         </w:numPr>
+        <w:pBdr>
+          <w:top w:val="single" w:sz="4" w:space="1" w:color="auto"/>
+          <w:left w:val="single" w:sz="4" w:space="1" w:color="auto"/>
+          <w:bottom w:val="single" w:sz="4" w:space="1" w:color="auto"/>
+          <w:right w:val="single" w:sz="4" w:space="1" w:color="auto"/>
+          <w:between w:val="single" w:sz="4" w:space="1" w:color="auto"/>
+          <w:bar w:val="single" w:sz="4" w:color="auto"/>
+        </w:pBdr>
         <w:rPr>
           <w:rFonts w:ascii="Arial" w:hAnsi="Arial" w:cs="Arial"/>
           <w:sz w:val="24"/>
@@ -2319,6 +2423,14 @@
           <w:ilvl w:val="0"/>
           <w:numId w:val="4"/>
         </w:numPr>
+        <w:pBdr>
+          <w:top w:val="single" w:sz="4" w:space="1" w:color="auto"/>
+          <w:left w:val="single" w:sz="4" w:space="1" w:color="auto"/>
+          <w:bottom w:val="single" w:sz="4" w:space="1" w:color="auto"/>
+          <w:right w:val="single" w:sz="4" w:space="1" w:color="auto"/>
+          <w:between w:val="single" w:sz="4" w:space="1" w:color="auto"/>
+          <w:bar w:val="single" w:sz="4" w:color="auto"/>
+        </w:pBdr>
         <w:rPr>
           <w:rFonts w:ascii="Arial" w:hAnsi="Arial" w:cs="Arial"/>
           <w:sz w:val="24"/>
@@ -2374,6 +2486,14 @@
           <w:ilvl w:val="0"/>
           <w:numId w:val="4"/>
         </w:numPr>
+        <w:pBdr>
+          <w:top w:val="single" w:sz="4" w:space="1" w:color="auto"/>
+          <w:left w:val="single" w:sz="4" w:space="1" w:color="auto"/>
+          <w:bottom w:val="single" w:sz="4" w:space="1" w:color="auto"/>
+          <w:right w:val="single" w:sz="4" w:space="1" w:color="auto"/>
+          <w:between w:val="single" w:sz="4" w:space="1" w:color="auto"/>
+          <w:bar w:val="single" w:sz="4" w:color="auto"/>
+        </w:pBdr>
         <w:rPr>
           <w:rFonts w:ascii="Arial" w:hAnsi="Arial" w:cs="Arial"/>
           <w:sz w:val="24"/>
@@ -2407,6 +2527,14 @@
           <w:ilvl w:val="0"/>
           <w:numId w:val="1"/>
         </w:numPr>
+        <w:pBdr>
+          <w:top w:val="single" w:sz="4" w:space="1" w:color="auto"/>
+          <w:left w:val="single" w:sz="4" w:space="1" w:color="auto"/>
+          <w:bottom w:val="single" w:sz="4" w:space="1" w:color="auto"/>
+          <w:right w:val="single" w:sz="4" w:space="1" w:color="auto"/>
+          <w:between w:val="single" w:sz="4" w:space="1" w:color="auto"/>
+          <w:bar w:val="single" w:sz="4" w:color="auto"/>
+        </w:pBdr>
         <w:rPr>
           <w:rFonts w:ascii="Arial" w:hAnsi="Arial" w:cs="Arial"/>
           <w:sz w:val="24"/>
@@ -2615,7 +2743,6 @@
         <w:t xml:space="preserve"> </w:t>
       </w:r>
       <w:proofErr w:type="spellStart"/>
-      <w:proofErr w:type="gramStart"/>
       <w:r>
         <w:rPr>
           <w:rFonts w:ascii="Arial" w:hAnsi="Arial" w:cs="Arial"/>
@@ -2635,7 +2762,6 @@
         </w:rPr>
         <w:t>,…</w:t>
       </w:r>
-      <w:proofErr w:type="gramEnd"/>
     </w:p>
     <w:p>
       <w:pPr>
@@ -2644,6 +2770,14 @@
           <w:ilvl w:val="0"/>
           <w:numId w:val="5"/>
         </w:numPr>
+        <w:pBdr>
+          <w:top w:val="single" w:sz="4" w:space="1" w:color="auto"/>
+          <w:left w:val="single" w:sz="4" w:space="1" w:color="auto"/>
+          <w:bottom w:val="single" w:sz="4" w:space="1" w:color="auto"/>
+          <w:right w:val="single" w:sz="4" w:space="1" w:color="auto"/>
+          <w:between w:val="single" w:sz="4" w:space="1" w:color="auto"/>
+          <w:bar w:val="single" w:sz="4" w:color="auto"/>
+        </w:pBdr>
         <w:rPr>
           <w:rFonts w:ascii="Arial" w:hAnsi="Arial" w:cs="Arial"/>
           <w:sz w:val="24"/>
@@ -2850,6 +2984,14 @@
           <w:ilvl w:val="0"/>
           <w:numId w:val="5"/>
         </w:numPr>
+        <w:pBdr>
+          <w:top w:val="single" w:sz="4" w:space="1" w:color="auto"/>
+          <w:left w:val="single" w:sz="4" w:space="1" w:color="auto"/>
+          <w:bottom w:val="single" w:sz="4" w:space="1" w:color="auto"/>
+          <w:right w:val="single" w:sz="4" w:space="1" w:color="auto"/>
+          <w:between w:val="single" w:sz="4" w:space="1" w:color="auto"/>
+          <w:bar w:val="single" w:sz="4" w:color="auto"/>
+        </w:pBdr>
         <w:rPr>
           <w:rFonts w:ascii="Arial" w:hAnsi="Arial" w:cs="Arial"/>
           <w:sz w:val="24"/>
@@ -2956,6 +3098,14 @@
           <w:ilvl w:val="0"/>
           <w:numId w:val="5"/>
         </w:numPr>
+        <w:pBdr>
+          <w:top w:val="single" w:sz="4" w:space="1" w:color="auto"/>
+          <w:left w:val="single" w:sz="4" w:space="1" w:color="auto"/>
+          <w:bottom w:val="single" w:sz="4" w:space="1" w:color="auto"/>
+          <w:right w:val="single" w:sz="4" w:space="1" w:color="auto"/>
+          <w:between w:val="single" w:sz="4" w:space="1" w:color="auto"/>
+          <w:bar w:val="single" w:sz="4" w:color="auto"/>
+        </w:pBdr>
         <w:rPr>
           <w:rFonts w:ascii="Arial" w:hAnsi="Arial" w:cs="Arial"/>
           <w:sz w:val="24"/>
@@ -3042,6 +3192,14 @@
           <w:ilvl w:val="0"/>
           <w:numId w:val="5"/>
         </w:numPr>
+        <w:pBdr>
+          <w:top w:val="single" w:sz="4" w:space="1" w:color="auto"/>
+          <w:left w:val="single" w:sz="4" w:space="1" w:color="auto"/>
+          <w:bottom w:val="single" w:sz="4" w:space="1" w:color="auto"/>
+          <w:right w:val="single" w:sz="4" w:space="1" w:color="auto"/>
+          <w:between w:val="single" w:sz="4" w:space="1" w:color="auto"/>
+          <w:bar w:val="single" w:sz="4" w:color="auto"/>
+        </w:pBdr>
         <w:rPr>
           <w:rFonts w:ascii="Arial" w:hAnsi="Arial" w:cs="Arial"/>
           <w:sz w:val="24"/>
@@ -3208,6 +3366,14 @@
           <w:ilvl w:val="0"/>
           <w:numId w:val="1"/>
         </w:numPr>
+        <w:pBdr>
+          <w:top w:val="single" w:sz="4" w:space="1" w:color="auto"/>
+          <w:left w:val="single" w:sz="4" w:space="1" w:color="auto"/>
+          <w:bottom w:val="single" w:sz="4" w:space="1" w:color="auto"/>
+          <w:right w:val="single" w:sz="4" w:space="1" w:color="auto"/>
+          <w:between w:val="single" w:sz="4" w:space="1" w:color="auto"/>
+          <w:bar w:val="single" w:sz="4" w:color="auto"/>
+        </w:pBdr>
         <w:rPr>
           <w:rFonts w:ascii="Arial" w:hAnsi="Arial" w:cs="Arial"/>
           <w:sz w:val="24"/>
@@ -3303,6 +3469,14 @@
           <w:ilvl w:val="0"/>
           <w:numId w:val="6"/>
         </w:numPr>
+        <w:pBdr>
+          <w:top w:val="single" w:sz="4" w:space="1" w:color="auto"/>
+          <w:left w:val="single" w:sz="4" w:space="1" w:color="auto"/>
+          <w:bottom w:val="single" w:sz="4" w:space="1" w:color="auto"/>
+          <w:right w:val="single" w:sz="4" w:space="1" w:color="auto"/>
+          <w:between w:val="single" w:sz="4" w:space="1" w:color="auto"/>
+          <w:bar w:val="single" w:sz="4" w:color="auto"/>
+        </w:pBdr>
         <w:rPr>
           <w:rFonts w:ascii="Arial" w:hAnsi="Arial" w:cs="Arial"/>
           <w:sz w:val="24"/>
@@ -3469,6 +3643,14 @@
           <w:ilvl w:val="0"/>
           <w:numId w:val="6"/>
         </w:numPr>
+        <w:pBdr>
+          <w:top w:val="single" w:sz="4" w:space="1" w:color="auto"/>
+          <w:left w:val="single" w:sz="4" w:space="1" w:color="auto"/>
+          <w:bottom w:val="single" w:sz="4" w:space="1" w:color="auto"/>
+          <w:right w:val="single" w:sz="4" w:space="1" w:color="auto"/>
+          <w:between w:val="single" w:sz="4" w:space="1" w:color="auto"/>
+          <w:bar w:val="single" w:sz="4" w:color="auto"/>
+        </w:pBdr>
         <w:rPr>
           <w:rFonts w:ascii="Arial" w:hAnsi="Arial" w:cs="Arial"/>
           <w:sz w:val="24"/>
@@ -3555,6 +3737,14 @@
           <w:ilvl w:val="0"/>
           <w:numId w:val="6"/>
         </w:numPr>
+        <w:pBdr>
+          <w:top w:val="single" w:sz="4" w:space="1" w:color="auto"/>
+          <w:left w:val="single" w:sz="4" w:space="1" w:color="auto"/>
+          <w:bottom w:val="single" w:sz="4" w:space="1" w:color="auto"/>
+          <w:right w:val="single" w:sz="4" w:space="1" w:color="auto"/>
+          <w:between w:val="single" w:sz="4" w:space="1" w:color="auto"/>
+          <w:bar w:val="single" w:sz="4" w:color="auto"/>
+        </w:pBdr>
         <w:rPr>
           <w:rFonts w:ascii="Arial" w:hAnsi="Arial" w:cs="Arial"/>
           <w:sz w:val="24"/>
@@ -3659,6 +3849,14 @@
           <w:ilvl w:val="0"/>
           <w:numId w:val="6"/>
         </w:numPr>
+        <w:pBdr>
+          <w:top w:val="single" w:sz="4" w:space="1" w:color="auto"/>
+          <w:left w:val="single" w:sz="4" w:space="1" w:color="auto"/>
+          <w:bottom w:val="single" w:sz="4" w:space="1" w:color="auto"/>
+          <w:right w:val="single" w:sz="4" w:space="1" w:color="auto"/>
+          <w:between w:val="single" w:sz="4" w:space="1" w:color="auto"/>
+          <w:bar w:val="single" w:sz="4" w:color="auto"/>
+        </w:pBdr>
         <w:rPr>
           <w:rFonts w:ascii="Arial" w:hAnsi="Arial" w:cs="Arial"/>
           <w:sz w:val="24"/>
@@ -3754,6 +3952,14 @@
           <w:ilvl w:val="0"/>
           <w:numId w:val="1"/>
         </w:numPr>
+        <w:pBdr>
+          <w:top w:val="single" w:sz="4" w:space="1" w:color="auto"/>
+          <w:left w:val="single" w:sz="4" w:space="1" w:color="auto"/>
+          <w:bottom w:val="single" w:sz="4" w:space="1" w:color="auto"/>
+          <w:right w:val="single" w:sz="4" w:space="1" w:color="auto"/>
+          <w:between w:val="single" w:sz="4" w:space="1" w:color="auto"/>
+          <w:bar w:val="single" w:sz="4" w:color="auto"/>
+        </w:pBdr>
         <w:rPr>
           <w:rFonts w:ascii="Arial" w:hAnsi="Arial" w:cs="Arial"/>
           <w:sz w:val="24"/>
@@ -3929,6 +4135,14 @@
           <w:ilvl w:val="0"/>
           <w:numId w:val="7"/>
         </w:numPr>
+        <w:pBdr>
+          <w:top w:val="single" w:sz="4" w:space="1" w:color="auto"/>
+          <w:left w:val="single" w:sz="4" w:space="1" w:color="auto"/>
+          <w:bottom w:val="single" w:sz="4" w:space="1" w:color="auto"/>
+          <w:right w:val="single" w:sz="4" w:space="1" w:color="auto"/>
+          <w:between w:val="single" w:sz="4" w:space="1" w:color="auto"/>
+          <w:bar w:val="single" w:sz="4" w:color="auto"/>
+        </w:pBdr>
         <w:rPr>
           <w:rFonts w:ascii="Arial" w:hAnsi="Arial" w:cs="Arial"/>
           <w:sz w:val="24"/>
@@ -4435,6 +4649,14 @@
           <w:ilvl w:val="0"/>
           <w:numId w:val="7"/>
         </w:numPr>
+        <w:pBdr>
+          <w:top w:val="single" w:sz="4" w:space="1" w:color="auto"/>
+          <w:left w:val="single" w:sz="4" w:space="1" w:color="auto"/>
+          <w:bottom w:val="single" w:sz="4" w:space="1" w:color="auto"/>
+          <w:right w:val="single" w:sz="4" w:space="1" w:color="auto"/>
+          <w:between w:val="single" w:sz="4" w:space="1" w:color="auto"/>
+          <w:bar w:val="single" w:sz="4" w:color="auto"/>
+        </w:pBdr>
         <w:rPr>
           <w:rFonts w:ascii="Arial" w:hAnsi="Arial" w:cs="Arial"/>
           <w:sz w:val="24"/>
@@ -4599,6 +4821,14 @@
           <w:ilvl w:val="0"/>
           <w:numId w:val="7"/>
         </w:numPr>
+        <w:pBdr>
+          <w:top w:val="single" w:sz="4" w:space="1" w:color="auto"/>
+          <w:left w:val="single" w:sz="4" w:space="1" w:color="auto"/>
+          <w:bottom w:val="single" w:sz="4" w:space="1" w:color="auto"/>
+          <w:right w:val="single" w:sz="4" w:space="1" w:color="auto"/>
+          <w:between w:val="single" w:sz="4" w:space="1" w:color="auto"/>
+          <w:bar w:val="single" w:sz="4" w:color="auto"/>
+        </w:pBdr>
         <w:rPr>
           <w:rFonts w:ascii="Arial" w:hAnsi="Arial" w:cs="Arial"/>
           <w:sz w:val="24"/>
@@ -4843,6 +5073,14 @@
           <w:ilvl w:val="0"/>
           <w:numId w:val="7"/>
         </w:numPr>
+        <w:pBdr>
+          <w:top w:val="single" w:sz="4" w:space="1" w:color="auto"/>
+          <w:left w:val="single" w:sz="4" w:space="1" w:color="auto"/>
+          <w:bottom w:val="single" w:sz="4" w:space="1" w:color="auto"/>
+          <w:right w:val="single" w:sz="4" w:space="1" w:color="auto"/>
+          <w:between w:val="single" w:sz="4" w:space="1" w:color="auto"/>
+          <w:bar w:val="single" w:sz="4" w:color="auto"/>
+        </w:pBdr>
         <w:rPr>
           <w:rFonts w:ascii="Arial" w:hAnsi="Arial" w:cs="Arial"/>
           <w:sz w:val="24"/>
@@ -5058,20 +5296,29 @@
           <w:ilvl w:val="0"/>
           <w:numId w:val="1"/>
         </w:numPr>
-        <w:rPr>
-          <w:rFonts w:ascii="Arial" w:hAnsi="Arial" w:cs="Arial"/>
-          <w:sz w:val="24"/>
-          <w:szCs w:val="24"/>
-          <w:lang w:val="en-US"/>
-        </w:rPr>
-      </w:pPr>
-      <w:r>
-        <w:rPr>
-          <w:rFonts w:ascii="Arial" w:hAnsi="Arial" w:cs="Arial"/>
-          <w:sz w:val="24"/>
-          <w:szCs w:val="24"/>
-          <w:lang w:val="en-US"/>
-        </w:rPr>
+        <w:pBdr>
+          <w:top w:val="single" w:sz="4" w:space="1" w:color="auto"/>
+          <w:left w:val="single" w:sz="4" w:space="1" w:color="auto"/>
+          <w:bottom w:val="single" w:sz="4" w:space="1" w:color="auto"/>
+          <w:right w:val="single" w:sz="4" w:space="1" w:color="auto"/>
+          <w:between w:val="single" w:sz="4" w:space="1" w:color="auto"/>
+          <w:bar w:val="single" w:sz="4" w:color="auto"/>
+        </w:pBdr>
+        <w:rPr>
+          <w:rFonts w:ascii="Arial" w:hAnsi="Arial" w:cs="Arial"/>
+          <w:sz w:val="24"/>
+          <w:szCs w:val="24"/>
+          <w:lang w:val="en-US"/>
+        </w:rPr>
+      </w:pPr>
+      <w:r>
+        <w:rPr>
+          <w:rFonts w:ascii="Arial" w:hAnsi="Arial" w:cs="Arial"/>
+          <w:sz w:val="24"/>
+          <w:szCs w:val="24"/>
+          <w:lang w:val="en-US"/>
+        </w:rPr>
+        <w:lastRenderedPageBreak/>
         <w:t xml:space="preserve">Individual son, </w:t>
       </w:r>
       <w:proofErr w:type="spellStart"/>
@@ -5182,6 +5429,14 @@
           <w:ilvl w:val="0"/>
           <w:numId w:val="8"/>
         </w:numPr>
+        <w:pBdr>
+          <w:top w:val="single" w:sz="4" w:space="1" w:color="auto"/>
+          <w:left w:val="single" w:sz="4" w:space="1" w:color="auto"/>
+          <w:bottom w:val="single" w:sz="4" w:space="1" w:color="auto"/>
+          <w:right w:val="single" w:sz="4" w:space="1" w:color="auto"/>
+          <w:between w:val="single" w:sz="4" w:space="1" w:color="auto"/>
+          <w:bar w:val="single" w:sz="4" w:color="auto"/>
+        </w:pBdr>
         <w:rPr>
           <w:rFonts w:ascii="Arial" w:hAnsi="Arial" w:cs="Arial"/>
           <w:sz w:val="24"/>
@@ -5208,6 +5463,14 @@
           <w:ilvl w:val="0"/>
           <w:numId w:val="8"/>
         </w:numPr>
+        <w:pBdr>
+          <w:top w:val="single" w:sz="4" w:space="1" w:color="auto"/>
+          <w:left w:val="single" w:sz="4" w:space="1" w:color="auto"/>
+          <w:bottom w:val="single" w:sz="4" w:space="1" w:color="auto"/>
+          <w:right w:val="single" w:sz="4" w:space="1" w:color="auto"/>
+          <w:between w:val="single" w:sz="4" w:space="1" w:color="auto"/>
+          <w:bar w:val="single" w:sz="4" w:color="auto"/>
+        </w:pBdr>
         <w:rPr>
           <w:rFonts w:ascii="Arial" w:hAnsi="Arial" w:cs="Arial"/>
           <w:sz w:val="24"/>
@@ -5234,6 +5497,14 @@
           <w:ilvl w:val="0"/>
           <w:numId w:val="8"/>
         </w:numPr>
+        <w:pBdr>
+          <w:top w:val="single" w:sz="4" w:space="1" w:color="auto"/>
+          <w:left w:val="single" w:sz="4" w:space="1" w:color="auto"/>
+          <w:bottom w:val="single" w:sz="4" w:space="1" w:color="auto"/>
+          <w:right w:val="single" w:sz="4" w:space="1" w:color="auto"/>
+          <w:between w:val="single" w:sz="4" w:space="1" w:color="auto"/>
+          <w:bar w:val="single" w:sz="4" w:color="auto"/>
+        </w:pBdr>
         <w:rPr>
           <w:rFonts w:ascii="Arial" w:hAnsi="Arial" w:cs="Arial"/>
           <w:sz w:val="24"/>
@@ -5260,6 +5531,14 @@
           <w:ilvl w:val="0"/>
           <w:numId w:val="8"/>
         </w:numPr>
+        <w:pBdr>
+          <w:top w:val="single" w:sz="4" w:space="1" w:color="auto"/>
+          <w:left w:val="single" w:sz="4" w:space="1" w:color="auto"/>
+          <w:bottom w:val="single" w:sz="4" w:space="1" w:color="auto"/>
+          <w:right w:val="single" w:sz="4" w:space="1" w:color="auto"/>
+          <w:between w:val="single" w:sz="4" w:space="1" w:color="auto"/>
+          <w:bar w:val="single" w:sz="4" w:color="auto"/>
+        </w:pBdr>
         <w:rPr>
           <w:rFonts w:ascii="Arial" w:hAnsi="Arial" w:cs="Arial"/>
           <w:sz w:val="24"/>
@@ -5286,22 +5565,29 @@
           <w:ilvl w:val="0"/>
           <w:numId w:val="1"/>
         </w:numPr>
-        <w:rPr>
-          <w:rFonts w:ascii="Arial" w:hAnsi="Arial" w:cs="Arial"/>
-          <w:sz w:val="24"/>
-          <w:szCs w:val="24"/>
-          <w:lang w:val="en-US"/>
-        </w:rPr>
-      </w:pPr>
-      <w:proofErr w:type="spellStart"/>
-      <w:r>
-        <w:rPr>
-          <w:rFonts w:ascii="Arial" w:hAnsi="Arial" w:cs="Arial"/>
-          <w:sz w:val="24"/>
-          <w:szCs w:val="24"/>
-          <w:lang w:val="en-US"/>
-        </w:rPr>
-        <w:lastRenderedPageBreak/>
+        <w:pBdr>
+          <w:top w:val="single" w:sz="4" w:space="1" w:color="auto"/>
+          <w:left w:val="single" w:sz="4" w:space="1" w:color="auto"/>
+          <w:bottom w:val="single" w:sz="4" w:space="1" w:color="auto"/>
+          <w:right w:val="single" w:sz="4" w:space="1" w:color="auto"/>
+          <w:between w:val="single" w:sz="4" w:space="1" w:color="auto"/>
+          <w:bar w:val="single" w:sz="4" w:color="auto"/>
+        </w:pBdr>
+        <w:rPr>
+          <w:rFonts w:ascii="Arial" w:hAnsi="Arial" w:cs="Arial"/>
+          <w:sz w:val="24"/>
+          <w:szCs w:val="24"/>
+          <w:lang w:val="en-US"/>
+        </w:rPr>
+      </w:pPr>
+      <w:proofErr w:type="spellStart"/>
+      <w:r>
+        <w:rPr>
+          <w:rFonts w:ascii="Arial" w:hAnsi="Arial" w:cs="Arial"/>
+          <w:sz w:val="24"/>
+          <w:szCs w:val="24"/>
+          <w:lang w:val="en-US"/>
+        </w:rPr>
         <w:t>O’qitish</w:t>
       </w:r>
       <w:proofErr w:type="spellEnd"/>
@@ -5542,6 +5828,14 @@
           <w:ilvl w:val="0"/>
           <w:numId w:val="9"/>
         </w:numPr>
+        <w:pBdr>
+          <w:top w:val="single" w:sz="4" w:space="1" w:color="auto"/>
+          <w:left w:val="single" w:sz="4" w:space="1" w:color="auto"/>
+          <w:bottom w:val="single" w:sz="4" w:space="1" w:color="auto"/>
+          <w:right w:val="single" w:sz="4" w:space="1" w:color="auto"/>
+          <w:between w:val="single" w:sz="4" w:space="1" w:color="auto"/>
+          <w:bar w:val="single" w:sz="4" w:color="auto"/>
+        </w:pBdr>
         <w:rPr>
           <w:rFonts w:ascii="Arial" w:hAnsi="Arial" w:cs="Arial"/>
           <w:sz w:val="24"/>
@@ -5668,6 +5962,14 @@
           <w:ilvl w:val="0"/>
           <w:numId w:val="9"/>
         </w:numPr>
+        <w:pBdr>
+          <w:top w:val="single" w:sz="4" w:space="1" w:color="auto"/>
+          <w:left w:val="single" w:sz="4" w:space="1" w:color="auto"/>
+          <w:bottom w:val="single" w:sz="4" w:space="1" w:color="auto"/>
+          <w:right w:val="single" w:sz="4" w:space="1" w:color="auto"/>
+          <w:between w:val="single" w:sz="4" w:space="1" w:color="auto"/>
+          <w:bar w:val="single" w:sz="4" w:color="auto"/>
+        </w:pBdr>
         <w:rPr>
           <w:rFonts w:ascii="Arial" w:hAnsi="Arial" w:cs="Arial"/>
           <w:sz w:val="24"/>
@@ -5754,6 +6056,14 @@
           <w:ilvl w:val="0"/>
           <w:numId w:val="9"/>
         </w:numPr>
+        <w:pBdr>
+          <w:top w:val="single" w:sz="4" w:space="1" w:color="auto"/>
+          <w:left w:val="single" w:sz="4" w:space="1" w:color="auto"/>
+          <w:bottom w:val="single" w:sz="4" w:space="1" w:color="auto"/>
+          <w:right w:val="single" w:sz="4" w:space="1" w:color="auto"/>
+          <w:between w:val="single" w:sz="4" w:space="1" w:color="auto"/>
+          <w:bar w:val="single" w:sz="4" w:color="auto"/>
+        </w:pBdr>
         <w:rPr>
           <w:rFonts w:ascii="Arial" w:hAnsi="Arial" w:cs="Arial"/>
           <w:sz w:val="24"/>
@@ -5820,6 +6130,14 @@
           <w:ilvl w:val="0"/>
           <w:numId w:val="9"/>
         </w:numPr>
+        <w:pBdr>
+          <w:top w:val="single" w:sz="4" w:space="1" w:color="auto"/>
+          <w:left w:val="single" w:sz="4" w:space="1" w:color="auto"/>
+          <w:bottom w:val="single" w:sz="4" w:space="1" w:color="auto"/>
+          <w:right w:val="single" w:sz="4" w:space="1" w:color="auto"/>
+          <w:between w:val="single" w:sz="4" w:space="1" w:color="auto"/>
+          <w:bar w:val="single" w:sz="4" w:color="auto"/>
+        </w:pBdr>
         <w:rPr>
           <w:rFonts w:ascii="Arial" w:hAnsi="Arial" w:cs="Arial"/>
           <w:sz w:val="24"/>
@@ -5886,6 +6204,14 @@
           <w:ilvl w:val="0"/>
           <w:numId w:val="1"/>
         </w:numPr>
+        <w:pBdr>
+          <w:top w:val="single" w:sz="4" w:space="1" w:color="auto"/>
+          <w:left w:val="single" w:sz="4" w:space="1" w:color="auto"/>
+          <w:bottom w:val="single" w:sz="4" w:space="1" w:color="auto"/>
+          <w:right w:val="single" w:sz="4" w:space="1" w:color="auto"/>
+          <w:between w:val="single" w:sz="4" w:space="1" w:color="auto"/>
+          <w:bar w:val="single" w:sz="4" w:color="auto"/>
+        </w:pBdr>
         <w:rPr>
           <w:rFonts w:ascii="Arial" w:hAnsi="Arial" w:cs="Arial"/>
           <w:sz w:val="24"/>
@@ -6141,6 +6467,14 @@
           <w:ilvl w:val="0"/>
           <w:numId w:val="10"/>
         </w:numPr>
+        <w:pBdr>
+          <w:top w:val="single" w:sz="4" w:space="1" w:color="auto"/>
+          <w:left w:val="single" w:sz="4" w:space="1" w:color="auto"/>
+          <w:bottom w:val="single" w:sz="4" w:space="1" w:color="auto"/>
+          <w:right w:val="single" w:sz="4" w:space="1" w:color="auto"/>
+          <w:between w:val="single" w:sz="4" w:space="1" w:color="auto"/>
+          <w:bar w:val="single" w:sz="4" w:color="auto"/>
+        </w:pBdr>
         <w:rPr>
           <w:rFonts w:ascii="Arial" w:hAnsi="Arial" w:cs="Arial"/>
           <w:sz w:val="24"/>
@@ -6176,6 +6510,14 @@
           <w:ilvl w:val="0"/>
           <w:numId w:val="10"/>
         </w:numPr>
+        <w:pBdr>
+          <w:top w:val="single" w:sz="4" w:space="1" w:color="auto"/>
+          <w:left w:val="single" w:sz="4" w:space="1" w:color="auto"/>
+          <w:bottom w:val="single" w:sz="4" w:space="1" w:color="auto"/>
+          <w:right w:val="single" w:sz="4" w:space="1" w:color="auto"/>
+          <w:between w:val="single" w:sz="4" w:space="1" w:color="auto"/>
+          <w:bar w:val="single" w:sz="4" w:color="auto"/>
+        </w:pBdr>
         <w:rPr>
           <w:rFonts w:ascii="Arial" w:hAnsi="Arial" w:cs="Arial"/>
           <w:sz w:val="24"/>
@@ -6211,6 +6553,14 @@
           <w:ilvl w:val="0"/>
           <w:numId w:val="10"/>
         </w:numPr>
+        <w:pBdr>
+          <w:top w:val="single" w:sz="4" w:space="1" w:color="auto"/>
+          <w:left w:val="single" w:sz="4" w:space="1" w:color="auto"/>
+          <w:bottom w:val="single" w:sz="4" w:space="1" w:color="auto"/>
+          <w:right w:val="single" w:sz="4" w:space="1" w:color="auto"/>
+          <w:between w:val="single" w:sz="4" w:space="1" w:color="auto"/>
+          <w:bar w:val="single" w:sz="4" w:color="auto"/>
+        </w:pBdr>
         <w:rPr>
           <w:rFonts w:ascii="Arial" w:hAnsi="Arial" w:cs="Arial"/>
           <w:sz w:val="24"/>
@@ -6246,6 +6596,14 @@
           <w:ilvl w:val="0"/>
           <w:numId w:val="10"/>
         </w:numPr>
+        <w:pBdr>
+          <w:top w:val="single" w:sz="4" w:space="1" w:color="auto"/>
+          <w:left w:val="single" w:sz="4" w:space="1" w:color="auto"/>
+          <w:bottom w:val="single" w:sz="4" w:space="1" w:color="auto"/>
+          <w:right w:val="single" w:sz="4" w:space="1" w:color="auto"/>
+          <w:between w:val="single" w:sz="4" w:space="1" w:color="auto"/>
+          <w:bar w:val="single" w:sz="4" w:color="auto"/>
+        </w:pBdr>
         <w:rPr>
           <w:rFonts w:ascii="Arial" w:hAnsi="Arial" w:cs="Arial"/>
           <w:sz w:val="24"/>
@@ -6281,6 +6639,14 @@
           <w:ilvl w:val="0"/>
           <w:numId w:val="1"/>
         </w:numPr>
+        <w:pBdr>
+          <w:top w:val="single" w:sz="4" w:space="1" w:color="auto"/>
+          <w:left w:val="single" w:sz="4" w:space="1" w:color="auto"/>
+          <w:bottom w:val="single" w:sz="4" w:space="1" w:color="auto"/>
+          <w:right w:val="single" w:sz="4" w:space="1" w:color="auto"/>
+          <w:between w:val="single" w:sz="4" w:space="1" w:color="auto"/>
+          <w:bar w:val="single" w:sz="4" w:color="auto"/>
+        </w:pBdr>
         <w:rPr>
           <w:rFonts w:ascii="Arial" w:hAnsi="Arial" w:cs="Arial"/>
           <w:sz w:val="24"/>
@@ -6456,6 +6822,14 @@
           <w:ilvl w:val="0"/>
           <w:numId w:val="11"/>
         </w:numPr>
+        <w:pBdr>
+          <w:top w:val="single" w:sz="4" w:space="1" w:color="auto"/>
+          <w:left w:val="single" w:sz="4" w:space="1" w:color="auto"/>
+          <w:bottom w:val="single" w:sz="4" w:space="1" w:color="auto"/>
+          <w:right w:val="single" w:sz="4" w:space="1" w:color="auto"/>
+          <w:between w:val="single" w:sz="4" w:space="1" w:color="auto"/>
+          <w:bar w:val="single" w:sz="4" w:color="auto"/>
+        </w:pBdr>
         <w:rPr>
           <w:rFonts w:ascii="Arial" w:hAnsi="Arial" w:cs="Arial"/>
           <w:sz w:val="24"/>
@@ -6511,6 +6885,14 @@
           <w:ilvl w:val="0"/>
           <w:numId w:val="11"/>
         </w:numPr>
+        <w:pBdr>
+          <w:top w:val="single" w:sz="4" w:space="1" w:color="auto"/>
+          <w:left w:val="single" w:sz="4" w:space="1" w:color="auto"/>
+          <w:bottom w:val="single" w:sz="4" w:space="1" w:color="auto"/>
+          <w:right w:val="single" w:sz="4" w:space="1" w:color="auto"/>
+          <w:between w:val="single" w:sz="4" w:space="1" w:color="auto"/>
+          <w:bar w:val="single" w:sz="4" w:color="auto"/>
+        </w:pBdr>
         <w:rPr>
           <w:rFonts w:ascii="Arial" w:hAnsi="Arial" w:cs="Arial"/>
           <w:sz w:val="24"/>
@@ -6566,6 +6948,14 @@
           <w:ilvl w:val="0"/>
           <w:numId w:val="11"/>
         </w:numPr>
+        <w:pBdr>
+          <w:top w:val="single" w:sz="4" w:space="1" w:color="auto"/>
+          <w:left w:val="single" w:sz="4" w:space="1" w:color="auto"/>
+          <w:bottom w:val="single" w:sz="4" w:space="1" w:color="auto"/>
+          <w:right w:val="single" w:sz="4" w:space="1" w:color="auto"/>
+          <w:between w:val="single" w:sz="4" w:space="1" w:color="auto"/>
+          <w:bar w:val="single" w:sz="4" w:color="auto"/>
+        </w:pBdr>
         <w:rPr>
           <w:rFonts w:ascii="Arial" w:hAnsi="Arial" w:cs="Arial"/>
           <w:sz w:val="24"/>
@@ -6621,6 +7011,14 @@
           <w:ilvl w:val="0"/>
           <w:numId w:val="11"/>
         </w:numPr>
+        <w:pBdr>
+          <w:top w:val="single" w:sz="4" w:space="1" w:color="auto"/>
+          <w:left w:val="single" w:sz="4" w:space="1" w:color="auto"/>
+          <w:bottom w:val="single" w:sz="4" w:space="1" w:color="auto"/>
+          <w:right w:val="single" w:sz="4" w:space="1" w:color="auto"/>
+          <w:between w:val="single" w:sz="4" w:space="1" w:color="auto"/>
+          <w:bar w:val="single" w:sz="4" w:color="auto"/>
+        </w:pBdr>
         <w:rPr>
           <w:rFonts w:ascii="Arial" w:hAnsi="Arial" w:cs="Arial"/>
           <w:sz w:val="24"/>
@@ -6676,6 +7074,14 @@
           <w:ilvl w:val="0"/>
           <w:numId w:val="1"/>
         </w:numPr>
+        <w:pBdr>
+          <w:top w:val="single" w:sz="4" w:space="1" w:color="auto"/>
+          <w:left w:val="single" w:sz="4" w:space="1" w:color="auto"/>
+          <w:bottom w:val="single" w:sz="4" w:space="1" w:color="auto"/>
+          <w:right w:val="single" w:sz="4" w:space="1" w:color="auto"/>
+          <w:between w:val="single" w:sz="4" w:space="1" w:color="auto"/>
+          <w:bar w:val="single" w:sz="4" w:color="auto"/>
+        </w:pBdr>
         <w:rPr>
           <w:rFonts w:ascii="Arial" w:hAnsi="Arial" w:cs="Arial"/>
           <w:sz w:val="24"/>
@@ -6831,6 +7237,14 @@
           <w:ilvl w:val="0"/>
           <w:numId w:val="12"/>
         </w:numPr>
+        <w:pBdr>
+          <w:top w:val="single" w:sz="4" w:space="1" w:color="auto"/>
+          <w:left w:val="single" w:sz="4" w:space="1" w:color="auto"/>
+          <w:bottom w:val="single" w:sz="4" w:space="1" w:color="auto"/>
+          <w:right w:val="single" w:sz="4" w:space="1" w:color="auto"/>
+          <w:between w:val="single" w:sz="4" w:space="1" w:color="auto"/>
+          <w:bar w:val="single" w:sz="4" w:color="auto"/>
+        </w:pBdr>
         <w:rPr>
           <w:rFonts w:ascii="Arial" w:hAnsi="Arial" w:cs="Arial"/>
           <w:sz w:val="24"/>
@@ -7137,6 +7551,14 @@
           <w:ilvl w:val="0"/>
           <w:numId w:val="12"/>
         </w:numPr>
+        <w:pBdr>
+          <w:top w:val="single" w:sz="4" w:space="1" w:color="auto"/>
+          <w:left w:val="single" w:sz="4" w:space="1" w:color="auto"/>
+          <w:bottom w:val="single" w:sz="4" w:space="1" w:color="auto"/>
+          <w:right w:val="single" w:sz="4" w:space="1" w:color="auto"/>
+          <w:between w:val="single" w:sz="4" w:space="1" w:color="auto"/>
+          <w:bar w:val="single" w:sz="4" w:color="auto"/>
+        </w:pBdr>
         <w:rPr>
           <w:rFonts w:ascii="Arial" w:hAnsi="Arial" w:cs="Arial"/>
           <w:sz w:val="24"/>
@@ -7272,6 +7694,14 @@
           <w:ilvl w:val="0"/>
           <w:numId w:val="12"/>
         </w:numPr>
+        <w:pBdr>
+          <w:top w:val="single" w:sz="4" w:space="1" w:color="auto"/>
+          <w:left w:val="single" w:sz="4" w:space="1" w:color="auto"/>
+          <w:bottom w:val="single" w:sz="4" w:space="1" w:color="auto"/>
+          <w:right w:val="single" w:sz="4" w:space="1" w:color="auto"/>
+          <w:between w:val="single" w:sz="4" w:space="1" w:color="auto"/>
+          <w:bar w:val="single" w:sz="4" w:color="auto"/>
+        </w:pBdr>
         <w:rPr>
           <w:rFonts w:ascii="Arial" w:hAnsi="Arial" w:cs="Arial"/>
           <w:sz w:val="24"/>
@@ -7438,6 +7868,14 @@
           <w:ilvl w:val="0"/>
           <w:numId w:val="12"/>
         </w:numPr>
+        <w:pBdr>
+          <w:top w:val="single" w:sz="4" w:space="1" w:color="auto"/>
+          <w:left w:val="single" w:sz="4" w:space="1" w:color="auto"/>
+          <w:bottom w:val="single" w:sz="4" w:space="1" w:color="auto"/>
+          <w:right w:val="single" w:sz="4" w:space="1" w:color="auto"/>
+          <w:between w:val="single" w:sz="4" w:space="1" w:color="auto"/>
+          <w:bar w:val="single" w:sz="4" w:color="auto"/>
+        </w:pBdr>
         <w:rPr>
           <w:rFonts w:ascii="Arial" w:hAnsi="Arial" w:cs="Arial"/>
           <w:sz w:val="24"/>
@@ -7584,6 +8022,14 @@
           <w:ilvl w:val="0"/>
           <w:numId w:val="1"/>
         </w:numPr>
+        <w:pBdr>
+          <w:top w:val="single" w:sz="4" w:space="1" w:color="auto"/>
+          <w:left w:val="single" w:sz="4" w:space="1" w:color="auto"/>
+          <w:bottom w:val="single" w:sz="4" w:space="1" w:color="auto"/>
+          <w:right w:val="single" w:sz="4" w:space="1" w:color="auto"/>
+          <w:between w:val="single" w:sz="4" w:space="1" w:color="auto"/>
+          <w:bar w:val="single" w:sz="4" w:color="auto"/>
+        </w:pBdr>
         <w:rPr>
           <w:rFonts w:ascii="Arial" w:hAnsi="Arial" w:cs="Arial"/>
           <w:sz w:val="24"/>
@@ -7734,23 +8180,26 @@
     </w:p>
     <w:p>
       <w:pPr>
-        <w:rPr>
-          <w:rFonts w:ascii="Arial" w:hAnsi="Arial" w:cs="Arial"/>
-          <w:sz w:val="24"/>
-          <w:szCs w:val="24"/>
-          <w:lang w:val="en-US"/>
-        </w:rPr>
-      </w:pPr>
-      <w:r>
-        <w:rPr>
-          <w:rFonts w:ascii="Arial" w:hAnsi="Arial" w:cs="Arial"/>
-          <w:sz w:val="24"/>
-          <w:szCs w:val="24"/>
-          <w:lang w:val="en-US"/>
-        </w:rPr>
-        <w:tab/>
-        <w:t xml:space="preserve">A) </w:t>
-      </w:r>
+        <w:pStyle w:val="ListParagraph"/>
+        <w:numPr>
+          <w:ilvl w:val="1"/>
+          <w:numId w:val="15"/>
+        </w:numPr>
+        <w:pBdr>
+          <w:top w:val="single" w:sz="4" w:space="1" w:color="auto"/>
+          <w:left w:val="single" w:sz="4" w:space="1" w:color="auto"/>
+          <w:bottom w:val="single" w:sz="4" w:space="1" w:color="auto"/>
+          <w:right w:val="single" w:sz="4" w:space="1" w:color="auto"/>
+          <w:between w:val="single" w:sz="4" w:space="1" w:color="auto"/>
+          <w:bar w:val="single" w:sz="4" w:color="auto"/>
+        </w:pBdr>
+        <w:rPr>
+          <w:rFonts w:ascii="Arial" w:hAnsi="Arial" w:cs="Arial"/>
+          <w:sz w:val="24"/>
+          <w:szCs w:val="24"/>
+          <w:lang w:val="en-US"/>
+        </w:rPr>
+      </w:pPr>
       <w:proofErr w:type="spellStart"/>
       <w:r>
         <w:rPr>
@@ -7765,23 +8214,26 @@
     </w:p>
     <w:p>
       <w:pPr>
-        <w:rPr>
-          <w:rFonts w:ascii="Arial" w:hAnsi="Arial" w:cs="Arial"/>
-          <w:sz w:val="24"/>
-          <w:szCs w:val="24"/>
-          <w:lang w:val="en-US"/>
-        </w:rPr>
-      </w:pPr>
-      <w:r>
-        <w:rPr>
-          <w:rFonts w:ascii="Arial" w:hAnsi="Arial" w:cs="Arial"/>
-          <w:sz w:val="24"/>
-          <w:szCs w:val="24"/>
-          <w:lang w:val="en-US"/>
-        </w:rPr>
-        <w:tab/>
-        <w:t xml:space="preserve">B) </w:t>
-      </w:r>
+        <w:pStyle w:val="ListParagraph"/>
+        <w:numPr>
+          <w:ilvl w:val="1"/>
+          <w:numId w:val="15"/>
+        </w:numPr>
+        <w:pBdr>
+          <w:top w:val="single" w:sz="4" w:space="1" w:color="auto"/>
+          <w:left w:val="single" w:sz="4" w:space="1" w:color="auto"/>
+          <w:bottom w:val="single" w:sz="4" w:space="1" w:color="auto"/>
+          <w:right w:val="single" w:sz="4" w:space="1" w:color="auto"/>
+          <w:between w:val="single" w:sz="4" w:space="1" w:color="auto"/>
+          <w:bar w:val="single" w:sz="4" w:color="auto"/>
+        </w:pBdr>
+        <w:rPr>
+          <w:rFonts w:ascii="Arial" w:hAnsi="Arial" w:cs="Arial"/>
+          <w:sz w:val="24"/>
+          <w:szCs w:val="24"/>
+          <w:lang w:val="en-US"/>
+        </w:rPr>
+      </w:pPr>
       <w:proofErr w:type="spellStart"/>
       <w:r>
         <w:rPr>
@@ -7796,23 +8248,26 @@
     </w:p>
     <w:p>
       <w:pPr>
-        <w:rPr>
-          <w:rFonts w:ascii="Arial" w:hAnsi="Arial" w:cs="Arial"/>
-          <w:sz w:val="24"/>
-          <w:szCs w:val="24"/>
-          <w:lang w:val="en-US"/>
-        </w:rPr>
-      </w:pPr>
-      <w:r>
-        <w:rPr>
-          <w:rFonts w:ascii="Arial" w:hAnsi="Arial" w:cs="Arial"/>
-          <w:sz w:val="24"/>
-          <w:szCs w:val="24"/>
-          <w:lang w:val="en-US"/>
-        </w:rPr>
-        <w:tab/>
-        <w:t xml:space="preserve">C) </w:t>
-      </w:r>
+        <w:pStyle w:val="ListParagraph"/>
+        <w:numPr>
+          <w:ilvl w:val="1"/>
+          <w:numId w:val="15"/>
+        </w:numPr>
+        <w:pBdr>
+          <w:top w:val="single" w:sz="4" w:space="1" w:color="auto"/>
+          <w:left w:val="single" w:sz="4" w:space="1" w:color="auto"/>
+          <w:bottom w:val="single" w:sz="4" w:space="1" w:color="auto"/>
+          <w:right w:val="single" w:sz="4" w:space="1" w:color="auto"/>
+          <w:between w:val="single" w:sz="4" w:space="1" w:color="auto"/>
+          <w:bar w:val="single" w:sz="4" w:color="auto"/>
+        </w:pBdr>
+        <w:rPr>
+          <w:rFonts w:ascii="Arial" w:hAnsi="Arial" w:cs="Arial"/>
+          <w:sz w:val="24"/>
+          <w:szCs w:val="24"/>
+          <w:lang w:val="en-US"/>
+        </w:rPr>
+      </w:pPr>
       <w:proofErr w:type="spellStart"/>
       <w:r>
         <w:rPr>
@@ -7827,23 +8282,26 @@
     </w:p>
     <w:p>
       <w:pPr>
-        <w:rPr>
-          <w:rFonts w:ascii="Arial" w:hAnsi="Arial" w:cs="Arial"/>
-          <w:sz w:val="24"/>
-          <w:szCs w:val="24"/>
-          <w:lang w:val="en-US"/>
-        </w:rPr>
-      </w:pPr>
-      <w:r>
-        <w:rPr>
-          <w:rFonts w:ascii="Arial" w:hAnsi="Arial" w:cs="Arial"/>
-          <w:sz w:val="24"/>
-          <w:szCs w:val="24"/>
-          <w:lang w:val="en-US"/>
-        </w:rPr>
-        <w:tab/>
-        <w:t xml:space="preserve">D) </w:t>
-      </w:r>
+        <w:pStyle w:val="ListParagraph"/>
+        <w:numPr>
+          <w:ilvl w:val="1"/>
+          <w:numId w:val="15"/>
+        </w:numPr>
+        <w:pBdr>
+          <w:top w:val="single" w:sz="4" w:space="1" w:color="auto"/>
+          <w:left w:val="single" w:sz="4" w:space="1" w:color="auto"/>
+          <w:bottom w:val="single" w:sz="4" w:space="1" w:color="auto"/>
+          <w:right w:val="single" w:sz="4" w:space="1" w:color="auto"/>
+          <w:between w:val="single" w:sz="4" w:space="1" w:color="auto"/>
+          <w:bar w:val="single" w:sz="4" w:color="auto"/>
+        </w:pBdr>
+        <w:rPr>
+          <w:rFonts w:ascii="Arial" w:hAnsi="Arial" w:cs="Arial"/>
+          <w:sz w:val="24"/>
+          <w:szCs w:val="24"/>
+          <w:lang w:val="en-US"/>
+        </w:rPr>
+      </w:pPr>
       <w:proofErr w:type="spellStart"/>
       <w:r>
         <w:rPr>
@@ -7863,6 +8321,14 @@
           <w:ilvl w:val="0"/>
           <w:numId w:val="1"/>
         </w:numPr>
+        <w:pBdr>
+          <w:top w:val="single" w:sz="4" w:space="1" w:color="auto"/>
+          <w:left w:val="single" w:sz="4" w:space="1" w:color="auto"/>
+          <w:bottom w:val="single" w:sz="4" w:space="1" w:color="auto"/>
+          <w:right w:val="single" w:sz="4" w:space="1" w:color="auto"/>
+          <w:between w:val="single" w:sz="4" w:space="1" w:color="auto"/>
+          <w:bar w:val="single" w:sz="4" w:color="auto"/>
+        </w:pBdr>
         <w:rPr>
           <w:rFonts w:ascii="Arial" w:hAnsi="Arial" w:cs="Arial"/>
           <w:sz w:val="24"/>
@@ -8058,6 +8524,14 @@
           <w:ilvl w:val="1"/>
           <w:numId w:val="1"/>
         </w:numPr>
+        <w:pBdr>
+          <w:top w:val="single" w:sz="4" w:space="1" w:color="auto"/>
+          <w:left w:val="single" w:sz="4" w:space="1" w:color="auto"/>
+          <w:bottom w:val="single" w:sz="4" w:space="1" w:color="auto"/>
+          <w:right w:val="single" w:sz="4" w:space="1" w:color="auto"/>
+          <w:between w:val="single" w:sz="4" w:space="1" w:color="auto"/>
+          <w:bar w:val="single" w:sz="4" w:color="auto"/>
+        </w:pBdr>
         <w:rPr>
           <w:rFonts w:ascii="Arial" w:hAnsi="Arial" w:cs="Arial"/>
           <w:sz w:val="24"/>
@@ -8124,6 +8598,14 @@
           <w:ilvl w:val="1"/>
           <w:numId w:val="1"/>
         </w:numPr>
+        <w:pBdr>
+          <w:top w:val="single" w:sz="4" w:space="1" w:color="auto"/>
+          <w:left w:val="single" w:sz="4" w:space="1" w:color="auto"/>
+          <w:bottom w:val="single" w:sz="4" w:space="1" w:color="auto"/>
+          <w:right w:val="single" w:sz="4" w:space="1" w:color="auto"/>
+          <w:between w:val="single" w:sz="4" w:space="1" w:color="auto"/>
+          <w:bar w:val="single" w:sz="4" w:color="auto"/>
+        </w:pBdr>
         <w:rPr>
           <w:rFonts w:ascii="Arial" w:hAnsi="Arial" w:cs="Arial"/>
           <w:sz w:val="24"/>
@@ -8148,6 +8630,14 @@
           <w:ilvl w:val="1"/>
           <w:numId w:val="1"/>
         </w:numPr>
+        <w:pBdr>
+          <w:top w:val="single" w:sz="4" w:space="1" w:color="auto"/>
+          <w:left w:val="single" w:sz="4" w:space="1" w:color="auto"/>
+          <w:bottom w:val="single" w:sz="4" w:space="1" w:color="auto"/>
+          <w:right w:val="single" w:sz="4" w:space="1" w:color="auto"/>
+          <w:between w:val="single" w:sz="4" w:space="1" w:color="auto"/>
+          <w:bar w:val="single" w:sz="4" w:color="auto"/>
+        </w:pBdr>
         <w:rPr>
           <w:rFonts w:ascii="Arial" w:hAnsi="Arial" w:cs="Arial"/>
           <w:sz w:val="24"/>
@@ -8194,6 +8684,14 @@
           <w:ilvl w:val="1"/>
           <w:numId w:val="1"/>
         </w:numPr>
+        <w:pBdr>
+          <w:top w:val="single" w:sz="4" w:space="1" w:color="auto"/>
+          <w:left w:val="single" w:sz="4" w:space="1" w:color="auto"/>
+          <w:bottom w:val="single" w:sz="4" w:space="1" w:color="auto"/>
+          <w:right w:val="single" w:sz="4" w:space="1" w:color="auto"/>
+          <w:between w:val="single" w:sz="4" w:space="1" w:color="auto"/>
+          <w:bar w:val="single" w:sz="4" w:color="auto"/>
+        </w:pBdr>
         <w:rPr>
           <w:rFonts w:ascii="Arial" w:hAnsi="Arial" w:cs="Arial"/>
           <w:sz w:val="24"/>
@@ -8220,6 +8718,14 @@
           <w:ilvl w:val="0"/>
           <w:numId w:val="1"/>
         </w:numPr>
+        <w:pBdr>
+          <w:top w:val="single" w:sz="4" w:space="1" w:color="auto"/>
+          <w:left w:val="single" w:sz="4" w:space="1" w:color="auto"/>
+          <w:bottom w:val="single" w:sz="4" w:space="1" w:color="auto"/>
+          <w:right w:val="single" w:sz="4" w:space="1" w:color="auto"/>
+          <w:between w:val="single" w:sz="4" w:space="1" w:color="auto"/>
+          <w:bar w:val="single" w:sz="4" w:color="auto"/>
+        </w:pBdr>
         <w:rPr>
           <w:rFonts w:ascii="Arial" w:hAnsi="Arial" w:cs="Arial"/>
           <w:sz w:val="24"/>
@@ -8315,6 +8821,14 @@
           <w:ilvl w:val="1"/>
           <w:numId w:val="1"/>
         </w:numPr>
+        <w:pBdr>
+          <w:top w:val="single" w:sz="4" w:space="1" w:color="auto"/>
+          <w:left w:val="single" w:sz="4" w:space="1" w:color="auto"/>
+          <w:bottom w:val="single" w:sz="4" w:space="1" w:color="auto"/>
+          <w:right w:val="single" w:sz="4" w:space="1" w:color="auto"/>
+          <w:between w:val="single" w:sz="4" w:space="1" w:color="auto"/>
+          <w:bar w:val="single" w:sz="4" w:color="auto"/>
+        </w:pBdr>
         <w:rPr>
           <w:rFonts w:ascii="Arial" w:hAnsi="Arial" w:cs="Arial"/>
           <w:sz w:val="24"/>
@@ -8461,6 +8975,14 @@
           <w:ilvl w:val="1"/>
           <w:numId w:val="1"/>
         </w:numPr>
+        <w:pBdr>
+          <w:top w:val="single" w:sz="4" w:space="1" w:color="auto"/>
+          <w:left w:val="single" w:sz="4" w:space="1" w:color="auto"/>
+          <w:bottom w:val="single" w:sz="4" w:space="1" w:color="auto"/>
+          <w:right w:val="single" w:sz="4" w:space="1" w:color="auto"/>
+          <w:between w:val="single" w:sz="4" w:space="1" w:color="auto"/>
+          <w:bar w:val="single" w:sz="4" w:color="auto"/>
+        </w:pBdr>
         <w:rPr>
           <w:rFonts w:ascii="Arial" w:hAnsi="Arial" w:cs="Arial"/>
           <w:sz w:val="24"/>
@@ -8527,21 +9049,30 @@
           <w:ilvl w:val="1"/>
           <w:numId w:val="1"/>
         </w:numPr>
-        <w:rPr>
-          <w:rFonts w:ascii="Arial" w:hAnsi="Arial" w:cs="Arial"/>
-          <w:sz w:val="24"/>
-          <w:szCs w:val="24"/>
-          <w:lang w:val="en-US"/>
-        </w:rPr>
-      </w:pPr>
-      <w:proofErr w:type="spellStart"/>
-      <w:r>
-        <w:rPr>
-          <w:rFonts w:ascii="Arial" w:hAnsi="Arial" w:cs="Arial"/>
-          <w:sz w:val="24"/>
-          <w:szCs w:val="24"/>
-          <w:lang w:val="en-US"/>
-        </w:rPr>
+        <w:pBdr>
+          <w:top w:val="single" w:sz="4" w:space="1" w:color="auto"/>
+          <w:left w:val="single" w:sz="4" w:space="1" w:color="auto"/>
+          <w:bottom w:val="single" w:sz="4" w:space="1" w:color="auto"/>
+          <w:right w:val="single" w:sz="4" w:space="1" w:color="auto"/>
+          <w:between w:val="single" w:sz="4" w:space="1" w:color="auto"/>
+          <w:bar w:val="single" w:sz="4" w:color="auto"/>
+        </w:pBdr>
+        <w:rPr>
+          <w:rFonts w:ascii="Arial" w:hAnsi="Arial" w:cs="Arial"/>
+          <w:sz w:val="24"/>
+          <w:szCs w:val="24"/>
+          <w:lang w:val="en-US"/>
+        </w:rPr>
+      </w:pPr>
+      <w:proofErr w:type="spellStart"/>
+      <w:r>
+        <w:rPr>
+          <w:rFonts w:ascii="Arial" w:hAnsi="Arial" w:cs="Arial"/>
+          <w:sz w:val="24"/>
+          <w:szCs w:val="24"/>
+          <w:lang w:val="en-US"/>
+        </w:rPr>
+        <w:lastRenderedPageBreak/>
         <w:t>yozma</w:t>
       </w:r>
       <w:proofErr w:type="spellEnd"/>
@@ -8613,6 +9144,14 @@
           <w:ilvl w:val="1"/>
           <w:numId w:val="1"/>
         </w:numPr>
+        <w:pBdr>
+          <w:top w:val="single" w:sz="4" w:space="1" w:color="auto"/>
+          <w:left w:val="single" w:sz="4" w:space="1" w:color="auto"/>
+          <w:bottom w:val="single" w:sz="4" w:space="1" w:color="auto"/>
+          <w:right w:val="single" w:sz="4" w:space="1" w:color="auto"/>
+          <w:between w:val="single" w:sz="4" w:space="1" w:color="auto"/>
+          <w:bar w:val="single" w:sz="4" w:color="auto"/>
+        </w:pBdr>
         <w:rPr>
           <w:rFonts w:ascii="Arial" w:hAnsi="Arial" w:cs="Arial"/>
           <w:sz w:val="24"/>
@@ -8679,6 +9218,14 @@
           <w:ilvl w:val="0"/>
           <w:numId w:val="1"/>
         </w:numPr>
+        <w:pBdr>
+          <w:top w:val="single" w:sz="4" w:space="1" w:color="auto"/>
+          <w:left w:val="single" w:sz="4" w:space="1" w:color="auto"/>
+          <w:bottom w:val="single" w:sz="4" w:space="1" w:color="auto"/>
+          <w:right w:val="single" w:sz="4" w:space="1" w:color="auto"/>
+          <w:between w:val="single" w:sz="4" w:space="1" w:color="auto"/>
+          <w:bar w:val="single" w:sz="4" w:color="auto"/>
+        </w:pBdr>
         <w:rPr>
           <w:rFonts w:ascii="Arial" w:hAnsi="Arial" w:cs="Arial"/>
           <w:sz w:val="24"/>
@@ -8754,6 +9301,14 @@
           <w:ilvl w:val="1"/>
           <w:numId w:val="1"/>
         </w:numPr>
+        <w:pBdr>
+          <w:top w:val="single" w:sz="4" w:space="1" w:color="auto"/>
+          <w:left w:val="single" w:sz="4" w:space="1" w:color="auto"/>
+          <w:bottom w:val="single" w:sz="4" w:space="1" w:color="auto"/>
+          <w:right w:val="single" w:sz="4" w:space="1" w:color="auto"/>
+          <w:between w:val="single" w:sz="4" w:space="1" w:color="auto"/>
+          <w:bar w:val="single" w:sz="4" w:color="auto"/>
+        </w:pBdr>
         <w:rPr>
           <w:rFonts w:ascii="Arial" w:hAnsi="Arial" w:cs="Arial"/>
           <w:sz w:val="24"/>
@@ -8860,6 +9415,14 @@
           <w:ilvl w:val="1"/>
           <w:numId w:val="1"/>
         </w:numPr>
+        <w:pBdr>
+          <w:top w:val="single" w:sz="4" w:space="1" w:color="auto"/>
+          <w:left w:val="single" w:sz="4" w:space="1" w:color="auto"/>
+          <w:bottom w:val="single" w:sz="4" w:space="1" w:color="auto"/>
+          <w:right w:val="single" w:sz="4" w:space="1" w:color="auto"/>
+          <w:between w:val="single" w:sz="4" w:space="1" w:color="auto"/>
+          <w:bar w:val="single" w:sz="4" w:color="auto"/>
+        </w:pBdr>
         <w:rPr>
           <w:rFonts w:ascii="Arial" w:hAnsi="Arial" w:cs="Arial"/>
           <w:sz w:val="24"/>
@@ -8926,6 +9489,14 @@
           <w:ilvl w:val="1"/>
           <w:numId w:val="1"/>
         </w:numPr>
+        <w:pBdr>
+          <w:top w:val="single" w:sz="4" w:space="1" w:color="auto"/>
+          <w:left w:val="single" w:sz="4" w:space="1" w:color="auto"/>
+          <w:bottom w:val="single" w:sz="4" w:space="1" w:color="auto"/>
+          <w:right w:val="single" w:sz="4" w:space="1" w:color="auto"/>
+          <w:between w:val="single" w:sz="4" w:space="1" w:color="auto"/>
+          <w:bar w:val="single" w:sz="4" w:color="auto"/>
+        </w:pBdr>
         <w:rPr>
           <w:rFonts w:ascii="Arial" w:hAnsi="Arial" w:cs="Arial"/>
           <w:sz w:val="24"/>
@@ -9012,6 +9583,14 @@
           <w:ilvl w:val="1"/>
           <w:numId w:val="1"/>
         </w:numPr>
+        <w:pBdr>
+          <w:top w:val="single" w:sz="4" w:space="1" w:color="auto"/>
+          <w:left w:val="single" w:sz="4" w:space="1" w:color="auto"/>
+          <w:bottom w:val="single" w:sz="4" w:space="1" w:color="auto"/>
+          <w:right w:val="single" w:sz="4" w:space="1" w:color="auto"/>
+          <w:between w:val="single" w:sz="4" w:space="1" w:color="auto"/>
+          <w:bar w:val="single" w:sz="4" w:color="auto"/>
+        </w:pBdr>
         <w:rPr>
           <w:rFonts w:ascii="Arial" w:hAnsi="Arial" w:cs="Arial"/>
           <w:sz w:val="24"/>
@@ -9050,16 +9629,6 @@
         <w:t>qiyin</w:t>
       </w:r>
       <w:proofErr w:type="spellEnd"/>
-    </w:p>
-    <w:p>
-      <w:pPr>
-        <w:rPr>
-          <w:rFonts w:ascii="Arial" w:hAnsi="Arial" w:cs="Arial"/>
-          <w:sz w:val="24"/>
-          <w:szCs w:val="24"/>
-          <w:lang w:val="en-US"/>
-        </w:rPr>
-      </w:pPr>
     </w:p>
     <w:sectPr>
       <w:pgSz w:w="11906" w:h="16838"/>
@@ -9252,6 +9821,98 @@
     </w:lvl>
   </w:abstractNum>
   <w:abstractNum w:abstractNumId="2" w15:restartNumberingAfterBreak="0">
+    <w:nsid w:val="19947BCF"/>
+    <w:multiLevelType w:val="hybridMultilevel"/>
+    <w:tmpl w:val="06D0BBB6"/>
+    <w:lvl w:ilvl="0" w:tplc="F4EA44FE">
+      <w:start w:val="1"/>
+      <w:numFmt w:val="upperLetter"/>
+      <w:lvlText w:val="%1)"/>
+      <w:lvlJc w:val="left"/>
+      <w:pPr>
+        <w:ind w:left="720" w:hanging="360"/>
+      </w:pPr>
+      <w:rPr>
+        <w:rFonts w:hint="default"/>
+      </w:rPr>
+    </w:lvl>
+    <w:lvl w:ilvl="1" w:tplc="F4EA44FE">
+      <w:start w:val="1"/>
+      <w:numFmt w:val="upperLetter"/>
+      <w:lvlText w:val="%2)"/>
+      <w:lvlJc w:val="left"/>
+      <w:pPr>
+        <w:ind w:left="1440" w:hanging="360"/>
+      </w:pPr>
+      <w:rPr>
+        <w:rFonts w:hint="default"/>
+      </w:rPr>
+    </w:lvl>
+    <w:lvl w:ilvl="2" w:tplc="0419001B" w:tentative="1">
+      <w:start w:val="1"/>
+      <w:numFmt w:val="lowerRoman"/>
+      <w:lvlText w:val="%3."/>
+      <w:lvlJc w:val="right"/>
+      <w:pPr>
+        <w:ind w:left="2160" w:hanging="180"/>
+      </w:pPr>
+    </w:lvl>
+    <w:lvl w:ilvl="3" w:tplc="0419000F" w:tentative="1">
+      <w:start w:val="1"/>
+      <w:numFmt w:val="decimal"/>
+      <w:lvlText w:val="%4."/>
+      <w:lvlJc w:val="left"/>
+      <w:pPr>
+        <w:ind w:left="2880" w:hanging="360"/>
+      </w:pPr>
+    </w:lvl>
+    <w:lvl w:ilvl="4" w:tplc="04190019" w:tentative="1">
+      <w:start w:val="1"/>
+      <w:numFmt w:val="lowerLetter"/>
+      <w:lvlText w:val="%5."/>
+      <w:lvlJc w:val="left"/>
+      <w:pPr>
+        <w:ind w:left="3600" w:hanging="360"/>
+      </w:pPr>
+    </w:lvl>
+    <w:lvl w:ilvl="5" w:tplc="0419001B" w:tentative="1">
+      <w:start w:val="1"/>
+      <w:numFmt w:val="lowerRoman"/>
+      <w:lvlText w:val="%6."/>
+      <w:lvlJc w:val="right"/>
+      <w:pPr>
+        <w:ind w:left="4320" w:hanging="180"/>
+      </w:pPr>
+    </w:lvl>
+    <w:lvl w:ilvl="6" w:tplc="0419000F" w:tentative="1">
+      <w:start w:val="1"/>
+      <w:numFmt w:val="decimal"/>
+      <w:lvlText w:val="%7."/>
+      <w:lvlJc w:val="left"/>
+      <w:pPr>
+        <w:ind w:left="5040" w:hanging="360"/>
+      </w:pPr>
+    </w:lvl>
+    <w:lvl w:ilvl="7" w:tplc="04190019" w:tentative="1">
+      <w:start w:val="1"/>
+      <w:numFmt w:val="lowerLetter"/>
+      <w:lvlText w:val="%8."/>
+      <w:lvlJc w:val="left"/>
+      <w:pPr>
+        <w:ind w:left="5760" w:hanging="360"/>
+      </w:pPr>
+    </w:lvl>
+    <w:lvl w:ilvl="8" w:tplc="0419001B" w:tentative="1">
+      <w:start w:val="1"/>
+      <w:numFmt w:val="lowerRoman"/>
+      <w:lvlText w:val="%9."/>
+      <w:lvlJc w:val="right"/>
+      <w:pPr>
+        <w:ind w:left="6480" w:hanging="180"/>
+      </w:pPr>
+    </w:lvl>
+  </w:abstractNum>
+  <w:abstractNum w:abstractNumId="3" w15:restartNumberingAfterBreak="0">
     <w:nsid w:val="30B268B8"/>
     <w:multiLevelType w:val="hybridMultilevel"/>
     <w:tmpl w:val="838E6434"/>
@@ -9340,7 +10001,7 @@
       </w:pPr>
     </w:lvl>
   </w:abstractNum>
-  <w:abstractNum w:abstractNumId="3" w15:restartNumberingAfterBreak="0">
+  <w:abstractNum w:abstractNumId="4" w15:restartNumberingAfterBreak="0">
     <w:nsid w:val="346C4E9A"/>
     <w:multiLevelType w:val="hybridMultilevel"/>
     <w:tmpl w:val="58F04E9C"/>
@@ -9432,7 +10093,7 @@
       </w:pPr>
     </w:lvl>
   </w:abstractNum>
-  <w:abstractNum w:abstractNumId="4" w15:restartNumberingAfterBreak="0">
+  <w:abstractNum w:abstractNumId="5" w15:restartNumberingAfterBreak="0">
     <w:nsid w:val="37853808"/>
     <w:multiLevelType w:val="hybridMultilevel"/>
     <w:tmpl w:val="FE0EF012"/>
@@ -9521,7 +10182,7 @@
       </w:pPr>
     </w:lvl>
   </w:abstractNum>
-  <w:abstractNum w:abstractNumId="5" w15:restartNumberingAfterBreak="0">
+  <w:abstractNum w:abstractNumId="6" w15:restartNumberingAfterBreak="0">
     <w:nsid w:val="3EDC39D0"/>
     <w:multiLevelType w:val="hybridMultilevel"/>
     <w:tmpl w:val="6352B396"/>
@@ -9610,7 +10271,7 @@
       </w:pPr>
     </w:lvl>
   </w:abstractNum>
-  <w:abstractNum w:abstractNumId="6" w15:restartNumberingAfterBreak="0">
+  <w:abstractNum w:abstractNumId="7" w15:restartNumberingAfterBreak="0">
     <w:nsid w:val="4D770F69"/>
     <w:multiLevelType w:val="hybridMultilevel"/>
     <w:tmpl w:val="9DC40132"/>
@@ -9699,7 +10360,7 @@
       </w:pPr>
     </w:lvl>
   </w:abstractNum>
-  <w:abstractNum w:abstractNumId="7" w15:restartNumberingAfterBreak="0">
+  <w:abstractNum w:abstractNumId="8" w15:restartNumberingAfterBreak="0">
     <w:nsid w:val="4D864857"/>
     <w:multiLevelType w:val="hybridMultilevel"/>
     <w:tmpl w:val="0712B18E"/>
@@ -9788,7 +10449,96 @@
       </w:pPr>
     </w:lvl>
   </w:abstractNum>
-  <w:abstractNum w:abstractNumId="8" w15:restartNumberingAfterBreak="0">
+  <w:abstractNum w:abstractNumId="9" w15:restartNumberingAfterBreak="0">
+    <w:nsid w:val="5B0C1492"/>
+    <w:multiLevelType w:val="hybridMultilevel"/>
+    <w:tmpl w:val="B27CBDBE"/>
+    <w:lvl w:ilvl="0" w:tplc="F4EA44FE">
+      <w:start w:val="1"/>
+      <w:numFmt w:val="upperLetter"/>
+      <w:lvlText w:val="%1)"/>
+      <w:lvlJc w:val="left"/>
+      <w:pPr>
+        <w:ind w:left="720" w:hanging="360"/>
+      </w:pPr>
+      <w:rPr>
+        <w:rFonts w:hint="default"/>
+      </w:rPr>
+    </w:lvl>
+    <w:lvl w:ilvl="1" w:tplc="04190019">
+      <w:start w:val="1"/>
+      <w:numFmt w:val="lowerLetter"/>
+      <w:lvlText w:val="%2."/>
+      <w:lvlJc w:val="left"/>
+      <w:pPr>
+        <w:ind w:left="1440" w:hanging="360"/>
+      </w:pPr>
+    </w:lvl>
+    <w:lvl w:ilvl="2" w:tplc="0419001B" w:tentative="1">
+      <w:start w:val="1"/>
+      <w:numFmt w:val="lowerRoman"/>
+      <w:lvlText w:val="%3."/>
+      <w:lvlJc w:val="right"/>
+      <w:pPr>
+        <w:ind w:left="2160" w:hanging="180"/>
+      </w:pPr>
+    </w:lvl>
+    <w:lvl w:ilvl="3" w:tplc="0419000F" w:tentative="1">
+      <w:start w:val="1"/>
+      <w:numFmt w:val="decimal"/>
+      <w:lvlText w:val="%4."/>
+      <w:lvlJc w:val="left"/>
+      <w:pPr>
+        <w:ind w:left="2880" w:hanging="360"/>
+      </w:pPr>
+    </w:lvl>
+    <w:lvl w:ilvl="4" w:tplc="04190019" w:tentative="1">
+      <w:start w:val="1"/>
+      <w:numFmt w:val="lowerLetter"/>
+      <w:lvlText w:val="%5."/>
+      <w:lvlJc w:val="left"/>
+      <w:pPr>
+        <w:ind w:left="3600" w:hanging="360"/>
+      </w:pPr>
+    </w:lvl>
+    <w:lvl w:ilvl="5" w:tplc="0419001B" w:tentative="1">
+      <w:start w:val="1"/>
+      <w:numFmt w:val="lowerRoman"/>
+      <w:lvlText w:val="%6."/>
+      <w:lvlJc w:val="right"/>
+      <w:pPr>
+        <w:ind w:left="4320" w:hanging="180"/>
+      </w:pPr>
+    </w:lvl>
+    <w:lvl w:ilvl="6" w:tplc="0419000F" w:tentative="1">
+      <w:start w:val="1"/>
+      <w:numFmt w:val="decimal"/>
+      <w:lvlText w:val="%7."/>
+      <w:lvlJc w:val="left"/>
+      <w:pPr>
+        <w:ind w:left="5040" w:hanging="360"/>
+      </w:pPr>
+    </w:lvl>
+    <w:lvl w:ilvl="7" w:tplc="04190019" w:tentative="1">
+      <w:start w:val="1"/>
+      <w:numFmt w:val="lowerLetter"/>
+      <w:lvlText w:val="%8."/>
+      <w:lvlJc w:val="left"/>
+      <w:pPr>
+        <w:ind w:left="5760" w:hanging="360"/>
+      </w:pPr>
+    </w:lvl>
+    <w:lvl w:ilvl="8" w:tplc="0419001B" w:tentative="1">
+      <w:start w:val="1"/>
+      <w:numFmt w:val="lowerRoman"/>
+      <w:lvlText w:val="%9."/>
+      <w:lvlJc w:val="right"/>
+      <w:pPr>
+        <w:ind w:left="6480" w:hanging="180"/>
+      </w:pPr>
+    </w:lvl>
+  </w:abstractNum>
+  <w:abstractNum w:abstractNumId="10" w15:restartNumberingAfterBreak="0">
     <w:nsid w:val="61681CC4"/>
     <w:multiLevelType w:val="hybridMultilevel"/>
     <w:tmpl w:val="9678EE8A"/>
@@ -9877,7 +10627,7 @@
       </w:pPr>
     </w:lvl>
   </w:abstractNum>
-  <w:abstractNum w:abstractNumId="9" w15:restartNumberingAfterBreak="0">
+  <w:abstractNum w:abstractNumId="11" w15:restartNumberingAfterBreak="0">
     <w:nsid w:val="68374E96"/>
     <w:multiLevelType w:val="hybridMultilevel"/>
     <w:tmpl w:val="4FA276FE"/>
@@ -9966,7 +10716,7 @@
       </w:pPr>
     </w:lvl>
   </w:abstractNum>
-  <w:abstractNum w:abstractNumId="10" w15:restartNumberingAfterBreak="0">
+  <w:abstractNum w:abstractNumId="12" w15:restartNumberingAfterBreak="0">
     <w:nsid w:val="6CB647DB"/>
     <w:multiLevelType w:val="hybridMultilevel"/>
     <w:tmpl w:val="A7EEC8B2"/>
@@ -10055,7 +10805,7 @@
       </w:pPr>
     </w:lvl>
   </w:abstractNum>
-  <w:abstractNum w:abstractNumId="11" w15:restartNumberingAfterBreak="0">
+  <w:abstractNum w:abstractNumId="13" w15:restartNumberingAfterBreak="0">
     <w:nsid w:val="70774692"/>
     <w:multiLevelType w:val="hybridMultilevel"/>
     <w:tmpl w:val="9710EEAC"/>
@@ -10144,7 +10894,7 @@
       </w:pPr>
     </w:lvl>
   </w:abstractNum>
-  <w:abstractNum w:abstractNumId="12" w15:restartNumberingAfterBreak="0">
+  <w:abstractNum w:abstractNumId="14" w15:restartNumberingAfterBreak="0">
     <w:nsid w:val="76B24AFD"/>
     <w:multiLevelType w:val="hybridMultilevel"/>
     <w:tmpl w:val="C5F6EB92"/>
@@ -10234,43 +10984,49 @@
     </w:lvl>
   </w:abstractNum>
   <w:num w:numId="1">
+    <w:abstractNumId w:val="4"/>
+  </w:num>
+  <w:num w:numId="2">
+    <w:abstractNumId w:val="10"/>
+  </w:num>
+  <w:num w:numId="3">
+    <w:abstractNumId w:val="14"/>
+  </w:num>
+  <w:num w:numId="4">
+    <w:abstractNumId w:val="6"/>
+  </w:num>
+  <w:num w:numId="5">
     <w:abstractNumId w:val="3"/>
   </w:num>
-  <w:num w:numId="2">
+  <w:num w:numId="6">
+    <w:abstractNumId w:val="7"/>
+  </w:num>
+  <w:num w:numId="7">
     <w:abstractNumId w:val="8"/>
   </w:num>
-  <w:num w:numId="3">
-    <w:abstractNumId w:val="12"/>
-  </w:num>
-  <w:num w:numId="4">
-    <w:abstractNumId w:val="5"/>
-  </w:num>
-  <w:num w:numId="5">
-    <w:abstractNumId w:val="2"/>
-  </w:num>
-  <w:num w:numId="6">
-    <w:abstractNumId w:val="6"/>
-  </w:num>
-  <w:num w:numId="7">
-    <w:abstractNumId w:val="7"/>
-  </w:num>
   <w:num w:numId="8">
-    <w:abstractNumId w:val="11"/>
+    <w:abstractNumId w:val="13"/>
   </w:num>
   <w:num w:numId="9">
     <w:abstractNumId w:val="0"/>
   </w:num>
   <w:num w:numId="10">
-    <w:abstractNumId w:val="9"/>
+    <w:abstractNumId w:val="11"/>
   </w:num>
   <w:num w:numId="11">
-    <w:abstractNumId w:val="4"/>
+    <w:abstractNumId w:val="5"/>
   </w:num>
   <w:num w:numId="12">
-    <w:abstractNumId w:val="10"/>
+    <w:abstractNumId w:val="12"/>
   </w:num>
   <w:num w:numId="13">
     <w:abstractNumId w:val="1"/>
+  </w:num>
+  <w:num w:numId="14">
+    <w:abstractNumId w:val="9"/>
+  </w:num>
+  <w:num w:numId="15">
+    <w:abstractNumId w:val="2"/>
   </w:num>
 </w:numbering>
 </file>
